--- a/项目思路.docx
+++ b/项目思路.docx
@@ -3,15 +3,55 @@
 <w:document xmlns:wpc="http://schemas.microsoft.com/office/word/2010/wordprocessingCanvas" xmlns:mc="http://schemas.openxmlformats.org/markup-compatibility/2006" xmlns:o="urn:schemas-microsoft-com:office:office" xmlns:r="http://schemas.openxmlformats.org/officeDocument/2006/relationships" xmlns:m="http://schemas.openxmlformats.org/officeDocument/2006/math" xmlns:v="urn:schemas-microsoft-com:vml" xmlns:wp14="http://schemas.microsoft.com/office/word/2010/wordprocessingDrawing" xmlns:wp="http://schemas.openxmlformats.org/drawingml/2006/wordprocessingDrawing" xmlns:w="http://schemas.openxmlformats.org/wordprocessingml/2006/main" xmlns:w14="http://schemas.microsoft.com/office/word/2010/wordml" xmlns:w10="urn:schemas-microsoft-com:office:word" xmlns:w15="http://schemas.microsoft.com/office/word/2012/wordml" xmlns:wpg="http://schemas.microsoft.com/office/word/2010/wordprocessingGroup" xmlns:wpi="http://schemas.microsoft.com/office/word/2010/wordprocessingInk" xmlns:wne="http://schemas.microsoft.com/office/word/2006/wordml" xmlns:wps="http://schemas.microsoft.com/office/word/2010/wordprocessingShape" xmlns:wpsCustomData="http://www.wps.cn/officeDocument/2013/wpsCustomData" mc:Ignorable="w14 w15 wp14">
   <w:body>
     <w:p>
+      <w:bookmarkStart w:id="0" w:name="_GoBack"/>
       <w:r>
         <w:rPr>
           <w:rFonts w:hint="eastAsia"/>
         </w:rPr>
-        <w:t>现在我准备做一个axi4_interconnect项目，支持主从机数量（最大数量为16）由用户配置，支持读乱序和交织，支持outstanding，支持跨4k边界处理，w通道跟随aw通道，目前我的架构如下，axi_interconnect作为顶层文件，axi_crossbar作为主机之间的实际数据处理部分，axi_crossbar的上下游由axi_fifo_sync做缓冲，实现背压控制，aw通道和ar通道数据经过cross_4k_if进行跨4k边界检测和处理，axi_crossbar中实例化axi_m2s_amt模块和axi_s2m_amt模块实现主从机之间的数据选择，axi_m2s_amt实现M个主机到一个从机的仲裁，axi_s2m_amt实现N个从机到一个主机的仲裁，在axi_m2s_amt中插入FIFO记录aw顺序通过握手控制wdata跟随，将mater编号拼接到awid高位指示写响应返回的主机编号，并增加一个写响应收集器，每当一个aw事务触发了跨边界，就记录下来，当这个事务的全部子AW完成时生成brsp，所有AW成功返回okay，否则为error，扩展arid，使用每个从机的基址addr_base[13:12]和主机id作为高位扩展结合sid_buffer记录读请求顺序，使用reorder实现乱序和交织，b通道通过扩展id，给我分析</w:t>
+        <w:t>现在我准备做一个axi4_interconnect项目，支持主从机数量（最大数量为16）由用户配置，支持读乱序和交织，支持outstanding，支持跨4k边界处理，w通道跟随aw通道，目前我的架构如下，axi_interconnect作为顶层文件，axi_crossbar作为主机之间的实际数据处理部分，axi_crossbar的上下游由axi_fifo_sync做缓冲，实现背压控制，aw通道和ar通道数据经过cross_4k_if进行跨4k边界检测和处理，axi_crossbar中实例化axi_m2s_amt模块和axi_s2m_amt模块实现主从机之间的数据选择，axi_m2s_amt实现M个主机到一个从机的仲裁，axi_s2m_amt实现N个从机到一个主机的仲裁，在axi_m2s_amt中插入FIFO记录aw顺序通过握手控制wdata跟随，将mater编号拼接到awid高位指示写响应返回的主机编号，b通道通过扩展id</w:t>
       </w:r>
-      <w:bookmarkStart w:id="0" w:name="_GoBack"/>
-      <w:bookmarkEnd w:id="0"/>
+      <w:r>
+        <w:rPr>
+          <w:rFonts w:hint="eastAsia"/>
+          <w:lang w:eastAsia="zh-CN"/>
+        </w:rPr>
+        <w:t>，</w:t>
+      </w:r>
+      <w:r>
+        <w:rPr>
+          <w:rFonts w:hint="eastAsia"/>
+        </w:rPr>
+        <w:t>并增加一个写响应收集器，每当一个aw事务触发了跨边界，就记录下来，当这个事务的全部子AW完成时生成brsp，所有AW成功返回okay，否则为error，扩展arid，使用主机id作为高位扩展结合sid_buffer记录读请求顺序</w:t>
+      </w:r>
+      <w:r>
+        <w:rPr>
+          <w:rFonts w:hint="eastAsia"/>
+          <w:lang w:eastAsia="zh-CN"/>
+        </w:rPr>
+        <w:t>（</w:t>
+      </w:r>
+      <w:r>
+        <w:rPr>
+          <w:rFonts w:hint="eastAsia"/>
+          <w:lang w:val="en-US" w:eastAsia="zh-CN"/>
+        </w:rPr>
+        <w:t>禁止跨slave拆分</w:t>
+      </w:r>
+      <w:r>
+        <w:rPr>
+          <w:rFonts w:hint="eastAsia"/>
+          <w:lang w:eastAsia="zh-CN"/>
+        </w:rPr>
+        <w:t>）</w:t>
+      </w:r>
+      <w:r>
+        <w:rPr>
+          <w:rFonts w:hint="eastAsia"/>
+        </w:rPr>
+        <w:t>，使用reorder实现乱序和交织，给我分析</w:t>
+      </w:r>
     </w:p>
+    <w:bookmarkEnd w:id="0"/>
     <w:sectPr>
       <w:pgSz w:w="11906" w:h="16838"/>
       <w:pgMar w:top="1440" w:right="1800" w:bottom="1440" w:left="1800" w:header="851" w:footer="992" w:gutter="0"/>
@@ -136,7 +176,7 @@
     <w:lsdException w:unhideWhenUsed="0" w:uiPriority="0" w:semiHidden="0" w:name="HTML Sample"/>
     <w:lsdException w:unhideWhenUsed="0" w:uiPriority="0" w:semiHidden="0" w:name="HTML Typewriter"/>
     <w:lsdException w:unhideWhenUsed="0" w:uiPriority="0" w:semiHidden="0" w:name="HTML Variable"/>
-    <w:lsdException w:unhideWhenUsed="0" w:uiPriority="0" w:name="Normal Table"/>
+    <w:lsdException w:qFormat="1" w:unhideWhenUsed="0" w:uiPriority="0" w:name="Normal Table"/>
     <w:lsdException w:unhideWhenUsed="0" w:uiPriority="0" w:semiHidden="0" w:name="annotation subject"/>
     <w:lsdException w:unhideWhenUsed="0" w:uiPriority="0" w:semiHidden="0" w:name="Table Simple 1"/>
     <w:lsdException w:unhideWhenUsed="0" w:uiPriority="0" w:semiHidden="0" w:name="Table Simple 2"/>
@@ -306,6 +346,7 @@
   <w:style w:type="table" w:default="1" w:styleId="3">
     <w:name w:val="Normal Table"/>
     <w:semiHidden/>
+    <w:qFormat/>
     <w:uiPriority w:val="0"/>
     <w:tblPr>
       <w:tblCellMar>
